--- a/Selenium_WebDriver/reports/Register_Test_Report.docx
+++ b/Selenium_WebDriver/reports/Register_Test_Report.docx
@@ -28,7 +28,7 @@
           <w:color w:val="000000"/>
           <w:sz w:val="26"/>
         </w:rPr>
-        <w:t>Thời gian tạo báo cáo: 07/09/2026 19:12:20</w:t>
+        <w:t>Thời gian tạo báo cáo: 14/09/2026 19:39:36</w:t>
       </w:r>
     </w:p>
     <w:p/>
@@ -410,22 +410,22 @@
                 <w:color w:val="000000"/>
                 <w:sz w:val="26"/>
               </w:rPr>
-              <w:t>07/09/2026 19:08:47</w:t>
-            </w:r>
-          </w:p>
-        </w:tc>
-        <w:tc>
-          <w:tcPr>
-            <w:tcW w:type="dxa" w:w="1440"/>
-          </w:tcPr>
-          <w:p>
-            <w:r>
-              <w:rPr>
-                <w:rFonts w:ascii="Times New Roman" w:hAnsi="Times New Roman" w:eastAsia="Times New Roman"/>
-                <w:color w:val="000000"/>
-                <w:sz w:val="26"/>
-              </w:rPr>
-              <w:t>5.38</w:t>
+              <w:t>14/09/2026 19:35:59</w:t>
+            </w:r>
+          </w:p>
+        </w:tc>
+        <w:tc>
+          <w:tcPr>
+            <w:tcW w:type="dxa" w:w="1440"/>
+          </w:tcPr>
+          <w:p>
+            <w:r>
+              <w:rPr>
+                <w:rFonts w:ascii="Times New Roman" w:hAnsi="Times New Roman" w:eastAsia="Times New Roman"/>
+                <w:color w:val="000000"/>
+                <w:sz w:val="26"/>
+              </w:rPr>
+              <w:t>5.36</w:t>
             </w:r>
           </w:p>
         </w:tc>
@@ -500,7 +500,7 @@
                 <w:color w:val="000000"/>
                 <w:sz w:val="26"/>
               </w:rPr>
-              <w:t>07/09/2026 19:08:51</w:t>
+              <w:t>14/09/2026 19:36:03</w:t>
             </w:r>
           </w:p>
         </w:tc>
@@ -590,22 +590,22 @@
                 <w:color w:val="000000"/>
                 <w:sz w:val="26"/>
               </w:rPr>
-              <w:t>07/09/2026 19:08:56</w:t>
-            </w:r>
-          </w:p>
-        </w:tc>
-        <w:tc>
-          <w:tcPr>
-            <w:tcW w:type="dxa" w:w="1440"/>
-          </w:tcPr>
-          <w:p>
-            <w:r>
-              <w:rPr>
-                <w:rFonts w:ascii="Times New Roman" w:hAnsi="Times New Roman" w:eastAsia="Times New Roman"/>
-                <w:color w:val="000000"/>
-                <w:sz w:val="26"/>
-              </w:rPr>
-              <w:t>1.29</w:t>
+              <w:t>14/09/2026 19:36:08</w:t>
+            </w:r>
+          </w:p>
+        </w:tc>
+        <w:tc>
+          <w:tcPr>
+            <w:tcW w:type="dxa" w:w="1440"/>
+          </w:tcPr>
+          <w:p>
+            <w:r>
+              <w:rPr>
+                <w:rFonts w:ascii="Times New Roman" w:hAnsi="Times New Roman" w:eastAsia="Times New Roman"/>
+                <w:color w:val="000000"/>
+                <w:sz w:val="26"/>
+              </w:rPr>
+              <w:t>1.30</w:t>
             </w:r>
           </w:p>
         </w:tc>
@@ -680,7 +680,7 @@
                 <w:color w:val="000000"/>
                 <w:sz w:val="26"/>
               </w:rPr>
-              <w:t>07/09/2026 19:09:00</w:t>
+              <w:t>14/09/2026 19:36:12</w:t>
             </w:r>
           </w:p>
         </w:tc>
@@ -770,22 +770,22 @@
                 <w:color w:val="000000"/>
                 <w:sz w:val="26"/>
               </w:rPr>
-              <w:t>07/09/2026 19:09:05</w:t>
-            </w:r>
-          </w:p>
-        </w:tc>
-        <w:tc>
-          <w:tcPr>
-            <w:tcW w:type="dxa" w:w="1440"/>
-          </w:tcPr>
-          <w:p>
-            <w:r>
-              <w:rPr>
-                <w:rFonts w:ascii="Times New Roman" w:hAnsi="Times New Roman" w:eastAsia="Times New Roman"/>
-                <w:color w:val="000000"/>
-                <w:sz w:val="26"/>
-              </w:rPr>
-              <w:t>1.24</w:t>
+              <w:t>14/09/2026 19:36:17</w:t>
+            </w:r>
+          </w:p>
+        </w:tc>
+        <w:tc>
+          <w:tcPr>
+            <w:tcW w:type="dxa" w:w="1440"/>
+          </w:tcPr>
+          <w:p>
+            <w:r>
+              <w:rPr>
+                <w:rFonts w:ascii="Times New Roman" w:hAnsi="Times New Roman" w:eastAsia="Times New Roman"/>
+                <w:color w:val="000000"/>
+                <w:sz w:val="26"/>
+              </w:rPr>
+              <w:t>1.27</w:t>
             </w:r>
           </w:p>
         </w:tc>
@@ -860,22 +860,22 @@
                 <w:color w:val="000000"/>
                 <w:sz w:val="26"/>
               </w:rPr>
-              <w:t>07/09/2026 19:09:09</w:t>
-            </w:r>
-          </w:p>
-        </w:tc>
-        <w:tc>
-          <w:tcPr>
-            <w:tcW w:type="dxa" w:w="1440"/>
-          </w:tcPr>
-          <w:p>
-            <w:r>
-              <w:rPr>
-                <w:rFonts w:ascii="Times New Roman" w:hAnsi="Times New Roman" w:eastAsia="Times New Roman"/>
-                <w:color w:val="000000"/>
-                <w:sz w:val="26"/>
-              </w:rPr>
-              <w:t>1.31</w:t>
+              <w:t>14/09/2026 19:36:21</w:t>
+            </w:r>
+          </w:p>
+        </w:tc>
+        <w:tc>
+          <w:tcPr>
+            <w:tcW w:type="dxa" w:w="1440"/>
+          </w:tcPr>
+          <w:p>
+            <w:r>
+              <w:rPr>
+                <w:rFonts w:ascii="Times New Roman" w:hAnsi="Times New Roman" w:eastAsia="Times New Roman"/>
+                <w:color w:val="000000"/>
+                <w:sz w:val="26"/>
+              </w:rPr>
+              <w:t>1.30</w:t>
             </w:r>
           </w:p>
         </w:tc>
@@ -950,22 +950,22 @@
                 <w:color w:val="000000"/>
                 <w:sz w:val="26"/>
               </w:rPr>
-              <w:t>07/09/2026 19:09:14</w:t>
-            </w:r>
-          </w:p>
-        </w:tc>
-        <w:tc>
-          <w:tcPr>
-            <w:tcW w:type="dxa" w:w="1440"/>
-          </w:tcPr>
-          <w:p>
-            <w:r>
-              <w:rPr>
-                <w:rFonts w:ascii="Times New Roman" w:hAnsi="Times New Roman" w:eastAsia="Times New Roman"/>
-                <w:color w:val="000000"/>
-                <w:sz w:val="26"/>
-              </w:rPr>
-              <w:t>1.27</w:t>
+              <w:t>14/09/2026 19:36:26</w:t>
+            </w:r>
+          </w:p>
+        </w:tc>
+        <w:tc>
+          <w:tcPr>
+            <w:tcW w:type="dxa" w:w="1440"/>
+          </w:tcPr>
+          <w:p>
+            <w:r>
+              <w:rPr>
+                <w:rFonts w:ascii="Times New Roman" w:hAnsi="Times New Roman" w:eastAsia="Times New Roman"/>
+                <w:color w:val="000000"/>
+                <w:sz w:val="26"/>
+              </w:rPr>
+              <w:t>1.32</w:t>
             </w:r>
           </w:p>
         </w:tc>
@@ -1040,22 +1040,22 @@
                 <w:color w:val="000000"/>
                 <w:sz w:val="26"/>
               </w:rPr>
-              <w:t>07/09/2026 19:09:18</w:t>
-            </w:r>
-          </w:p>
-        </w:tc>
-        <w:tc>
-          <w:tcPr>
-            <w:tcW w:type="dxa" w:w="1440"/>
-          </w:tcPr>
-          <w:p>
-            <w:r>
-              <w:rPr>
-                <w:rFonts w:ascii="Times New Roman" w:hAnsi="Times New Roman" w:eastAsia="Times New Roman"/>
-                <w:color w:val="000000"/>
-                <w:sz w:val="26"/>
-              </w:rPr>
-              <w:t>1.28</w:t>
+              <w:t>14/09/2026 19:36:30</w:t>
+            </w:r>
+          </w:p>
+        </w:tc>
+        <w:tc>
+          <w:tcPr>
+            <w:tcW w:type="dxa" w:w="1440"/>
+          </w:tcPr>
+          <w:p>
+            <w:r>
+              <w:rPr>
+                <w:rFonts w:ascii="Times New Roman" w:hAnsi="Times New Roman" w:eastAsia="Times New Roman"/>
+                <w:color w:val="000000"/>
+                <w:sz w:val="26"/>
+              </w:rPr>
+              <w:t>1.30</w:t>
             </w:r>
           </w:p>
         </w:tc>
@@ -1130,22 +1130,22 @@
                 <w:color w:val="000000"/>
                 <w:sz w:val="26"/>
               </w:rPr>
-              <w:t>07/09/2026 19:09:23</w:t>
-            </w:r>
-          </w:p>
-        </w:tc>
-        <w:tc>
-          <w:tcPr>
-            <w:tcW w:type="dxa" w:w="1440"/>
-          </w:tcPr>
-          <w:p>
-            <w:r>
-              <w:rPr>
-                <w:rFonts w:ascii="Times New Roman" w:hAnsi="Times New Roman" w:eastAsia="Times New Roman"/>
-                <w:color w:val="000000"/>
-                <w:sz w:val="26"/>
-              </w:rPr>
-              <w:t>1.30</w:t>
+              <w:t>14/09/2026 19:36:35</w:t>
+            </w:r>
+          </w:p>
+        </w:tc>
+        <w:tc>
+          <w:tcPr>
+            <w:tcW w:type="dxa" w:w="1440"/>
+          </w:tcPr>
+          <w:p>
+            <w:r>
+              <w:rPr>
+                <w:rFonts w:ascii="Times New Roman" w:hAnsi="Times New Roman" w:eastAsia="Times New Roman"/>
+                <w:color w:val="000000"/>
+                <w:sz w:val="26"/>
+              </w:rPr>
+              <w:t>1.29</w:t>
             </w:r>
           </w:p>
         </w:tc>
@@ -1220,7 +1220,7 @@
                 <w:color w:val="000000"/>
                 <w:sz w:val="26"/>
               </w:rPr>
-              <w:t>07/09/2026 19:09:27</w:t>
+              <w:t>14/09/2026 19:36:39</w:t>
             </w:r>
           </w:p>
         </w:tc>
@@ -1310,22 +1310,22 @@
                 <w:color w:val="000000"/>
                 <w:sz w:val="26"/>
               </w:rPr>
-              <w:t>07/09/2026 19:09:32</w:t>
-            </w:r>
-          </w:p>
-        </w:tc>
-        <w:tc>
-          <w:tcPr>
-            <w:tcW w:type="dxa" w:w="1440"/>
-          </w:tcPr>
-          <w:p>
-            <w:r>
-              <w:rPr>
-                <w:rFonts w:ascii="Times New Roman" w:hAnsi="Times New Roman" w:eastAsia="Times New Roman"/>
-                <w:color w:val="000000"/>
-                <w:sz w:val="26"/>
-              </w:rPr>
-              <w:t>1.35</w:t>
+              <w:t>14/09/2026 19:36:44</w:t>
+            </w:r>
+          </w:p>
+        </w:tc>
+        <w:tc>
+          <w:tcPr>
+            <w:tcW w:type="dxa" w:w="1440"/>
+          </w:tcPr>
+          <w:p>
+            <w:r>
+              <w:rPr>
+                <w:rFonts w:ascii="Times New Roman" w:hAnsi="Times New Roman" w:eastAsia="Times New Roman"/>
+                <w:color w:val="000000"/>
+                <w:sz w:val="26"/>
+              </w:rPr>
+              <w:t>1.40</w:t>
             </w:r>
           </w:p>
         </w:tc>
@@ -1400,22 +1400,22 @@
                 <w:color w:val="000000"/>
                 <w:sz w:val="26"/>
               </w:rPr>
-              <w:t>07/09/2026 19:09:36</w:t>
-            </w:r>
-          </w:p>
-        </w:tc>
-        <w:tc>
-          <w:tcPr>
-            <w:tcW w:type="dxa" w:w="1440"/>
-          </w:tcPr>
-          <w:p>
-            <w:r>
-              <w:rPr>
-                <w:rFonts w:ascii="Times New Roman" w:hAnsi="Times New Roman" w:eastAsia="Times New Roman"/>
-                <w:color w:val="000000"/>
-                <w:sz w:val="26"/>
-              </w:rPr>
-              <w:t>1.33</w:t>
+              <w:t>14/09/2026 19:36:49</w:t>
+            </w:r>
+          </w:p>
+        </w:tc>
+        <w:tc>
+          <w:tcPr>
+            <w:tcW w:type="dxa" w:w="1440"/>
+          </w:tcPr>
+          <w:p>
+            <w:r>
+              <w:rPr>
+                <w:rFonts w:ascii="Times New Roman" w:hAnsi="Times New Roman" w:eastAsia="Times New Roman"/>
+                <w:color w:val="000000"/>
+                <w:sz w:val="26"/>
+              </w:rPr>
+              <w:t>1.39</w:t>
             </w:r>
           </w:p>
         </w:tc>
@@ -1490,22 +1490,22 @@
                 <w:color w:val="000000"/>
                 <w:sz w:val="26"/>
               </w:rPr>
-              <w:t>07/09/2026 19:09:41</w:t>
-            </w:r>
-          </w:p>
-        </w:tc>
-        <w:tc>
-          <w:tcPr>
-            <w:tcW w:type="dxa" w:w="1440"/>
-          </w:tcPr>
-          <w:p>
-            <w:r>
-              <w:rPr>
-                <w:rFonts w:ascii="Times New Roman" w:hAnsi="Times New Roman" w:eastAsia="Times New Roman"/>
-                <w:color w:val="000000"/>
-                <w:sz w:val="26"/>
-              </w:rPr>
-              <w:t>1.35</w:t>
+              <w:t>14/09/2026 19:36:53</w:t>
+            </w:r>
+          </w:p>
+        </w:tc>
+        <w:tc>
+          <w:tcPr>
+            <w:tcW w:type="dxa" w:w="1440"/>
+          </w:tcPr>
+          <w:p>
+            <w:r>
+              <w:rPr>
+                <w:rFonts w:ascii="Times New Roman" w:hAnsi="Times New Roman" w:eastAsia="Times New Roman"/>
+                <w:color w:val="000000"/>
+                <w:sz w:val="26"/>
+              </w:rPr>
+              <w:t>1.37</w:t>
             </w:r>
           </w:p>
         </w:tc>
@@ -1580,7 +1580,7 @@
                 <w:color w:val="000000"/>
                 <w:sz w:val="26"/>
               </w:rPr>
-              <w:t>07/09/2026 19:09:45</w:t>
+              <w:t>14/09/2026 19:36:58</w:t>
             </w:r>
           </w:p>
         </w:tc>
@@ -1670,22 +1670,22 @@
                 <w:color w:val="000000"/>
                 <w:sz w:val="26"/>
               </w:rPr>
-              <w:t>07/09/2026 19:09:50</w:t>
-            </w:r>
-          </w:p>
-        </w:tc>
-        <w:tc>
-          <w:tcPr>
-            <w:tcW w:type="dxa" w:w="1440"/>
-          </w:tcPr>
-          <w:p>
-            <w:r>
-              <w:rPr>
-                <w:rFonts w:ascii="Times New Roman" w:hAnsi="Times New Roman" w:eastAsia="Times New Roman"/>
-                <w:color w:val="000000"/>
-                <w:sz w:val="26"/>
-              </w:rPr>
-              <w:t>1.38</w:t>
+              <w:t>14/09/2026 19:37:02</w:t>
+            </w:r>
+          </w:p>
+        </w:tc>
+        <w:tc>
+          <w:tcPr>
+            <w:tcW w:type="dxa" w:w="1440"/>
+          </w:tcPr>
+          <w:p>
+            <w:r>
+              <w:rPr>
+                <w:rFonts w:ascii="Times New Roman" w:hAnsi="Times New Roman" w:eastAsia="Times New Roman"/>
+                <w:color w:val="000000"/>
+                <w:sz w:val="26"/>
+              </w:rPr>
+              <w:t>1.36</w:t>
             </w:r>
           </w:p>
         </w:tc>
@@ -1760,22 +1760,22 @@
                 <w:color w:val="000000"/>
                 <w:sz w:val="26"/>
               </w:rPr>
-              <w:t>07/09/2026 19:09:54</w:t>
-            </w:r>
-          </w:p>
-        </w:tc>
-        <w:tc>
-          <w:tcPr>
-            <w:tcW w:type="dxa" w:w="1440"/>
-          </w:tcPr>
-          <w:p>
-            <w:r>
-              <w:rPr>
-                <w:rFonts w:ascii="Times New Roman" w:hAnsi="Times New Roman" w:eastAsia="Times New Roman"/>
-                <w:color w:val="000000"/>
-                <w:sz w:val="26"/>
-              </w:rPr>
-              <w:t>1.37</w:t>
+              <w:t>14/09/2026 19:37:07</w:t>
+            </w:r>
+          </w:p>
+        </w:tc>
+        <w:tc>
+          <w:tcPr>
+            <w:tcW w:type="dxa" w:w="1440"/>
+          </w:tcPr>
+          <w:p>
+            <w:r>
+              <w:rPr>
+                <w:rFonts w:ascii="Times New Roman" w:hAnsi="Times New Roman" w:eastAsia="Times New Roman"/>
+                <w:color w:val="000000"/>
+                <w:sz w:val="26"/>
+              </w:rPr>
+              <w:t>1.38</w:t>
             </w:r>
           </w:p>
         </w:tc>
@@ -1850,22 +1850,22 @@
                 <w:color w:val="000000"/>
                 <w:sz w:val="26"/>
               </w:rPr>
-              <w:t>07/09/2026 19:09:59</w:t>
-            </w:r>
-          </w:p>
-        </w:tc>
-        <w:tc>
-          <w:tcPr>
-            <w:tcW w:type="dxa" w:w="1440"/>
-          </w:tcPr>
-          <w:p>
-            <w:r>
-              <w:rPr>
-                <w:rFonts w:ascii="Times New Roman" w:hAnsi="Times New Roman" w:eastAsia="Times New Roman"/>
-                <w:color w:val="000000"/>
-                <w:sz w:val="26"/>
-              </w:rPr>
-              <w:t>1.34</w:t>
+              <w:t>14/09/2026 19:37:12</w:t>
+            </w:r>
+          </w:p>
+        </w:tc>
+        <w:tc>
+          <w:tcPr>
+            <w:tcW w:type="dxa" w:w="1440"/>
+          </w:tcPr>
+          <w:p>
+            <w:r>
+              <w:rPr>
+                <w:rFonts w:ascii="Times New Roman" w:hAnsi="Times New Roman" w:eastAsia="Times New Roman"/>
+                <w:color w:val="000000"/>
+                <w:sz w:val="26"/>
+              </w:rPr>
+              <w:t>2.23</w:t>
             </w:r>
           </w:p>
         </w:tc>
@@ -1940,7 +1940,7 @@
                 <w:color w:val="000000"/>
                 <w:sz w:val="26"/>
               </w:rPr>
-              <w:t>07/09/2026 19:10:04</w:t>
+              <w:t>14/09/2026 19:37:17</w:t>
             </w:r>
           </w:p>
         </w:tc>
@@ -2030,22 +2030,22 @@
                 <w:color w:val="000000"/>
                 <w:sz w:val="26"/>
               </w:rPr>
-              <w:t>07/09/2026 19:10:08</w:t>
-            </w:r>
-          </w:p>
-        </w:tc>
-        <w:tc>
-          <w:tcPr>
-            <w:tcW w:type="dxa" w:w="1440"/>
-          </w:tcPr>
-          <w:p>
-            <w:r>
-              <w:rPr>
-                <w:rFonts w:ascii="Times New Roman" w:hAnsi="Times New Roman" w:eastAsia="Times New Roman"/>
-                <w:color w:val="000000"/>
-                <w:sz w:val="26"/>
-              </w:rPr>
-              <w:t>1.39</w:t>
+              <w:t>14/09/2026 19:37:21</w:t>
+            </w:r>
+          </w:p>
+        </w:tc>
+        <w:tc>
+          <w:tcPr>
+            <w:tcW w:type="dxa" w:w="1440"/>
+          </w:tcPr>
+          <w:p>
+            <w:r>
+              <w:rPr>
+                <w:rFonts w:ascii="Times New Roman" w:hAnsi="Times New Roman" w:eastAsia="Times New Roman"/>
+                <w:color w:val="000000"/>
+                <w:sz w:val="26"/>
+              </w:rPr>
+              <w:t>1.42</w:t>
             </w:r>
           </w:p>
         </w:tc>
@@ -2256,7 +2256,7 @@
                 <w:color w:val="000000"/>
                 <w:sz w:val="26"/>
               </w:rPr>
-              <w:t>07/09/2026 19:08:42</w:t>
+              <w:t>14/09/2026 19:35:54</w:t>
             </w:r>
           </w:p>
         </w:tc>
@@ -2347,22 +2347,22 @@
                 <w:color w:val="000000"/>
                 <w:sz w:val="26"/>
               </w:rPr>
-              <w:t>07/09/2026 19:08:42</w:t>
-            </w:r>
-          </w:p>
-        </w:tc>
-        <w:tc>
-          <w:tcPr>
-            <w:tcW w:type="dxa" w:w="1440"/>
-          </w:tcPr>
-          <w:p>
-            <w:r>
-              <w:rPr>
-                <w:rFonts w:ascii="Times New Roman" w:hAnsi="Times New Roman" w:eastAsia="Times New Roman"/>
-                <w:color w:val="000000"/>
-                <w:sz w:val="26"/>
-              </w:rPr>
-              <w:t>Nhập đầy đủ thông tin hợp lệ | Email: phungtestdbd43ed8@gmail.com | Username: phung_auto_8a58be5d</w:t>
+              <w:t>14/09/2026 19:35:55</w:t>
+            </w:r>
+          </w:p>
+        </w:tc>
+        <w:tc>
+          <w:tcPr>
+            <w:tcW w:type="dxa" w:w="1440"/>
+          </w:tcPr>
+          <w:p>
+            <w:r>
+              <w:rPr>
+                <w:rFonts w:ascii="Times New Roman" w:hAnsi="Times New Roman" w:eastAsia="Times New Roman"/>
+                <w:color w:val="000000"/>
+                <w:sz w:val="26"/>
+              </w:rPr>
+              <w:t>Nhập đầy đủ thông tin hợp lệ | Email: phungtest0f175a07@gmail.com | Username: phung_auto_f39a4fad</w:t>
             </w:r>
           </w:p>
         </w:tc>
@@ -2438,7 +2438,7 @@
                 <w:color w:val="000000"/>
                 <w:sz w:val="26"/>
               </w:rPr>
-              <w:t>07/09/2026 19:08:42</w:t>
+              <w:t>14/09/2026 19:35:55</w:t>
             </w:r>
           </w:p>
         </w:tc>
@@ -2529,7 +2529,7 @@
                 <w:color w:val="000000"/>
                 <w:sz w:val="26"/>
               </w:rPr>
-              <w:t>07/09/2026 19:08:43</w:t>
+              <w:t>14/09/2026 19:35:55</w:t>
             </w:r>
           </w:p>
         </w:tc>
@@ -2620,7 +2620,7 @@
                 <w:color w:val="000000"/>
                 <w:sz w:val="26"/>
               </w:rPr>
-              <w:t>07/09/2026 19:08:47</w:t>
+              <w:t>14/09/2026 19:35:59</w:t>
             </w:r>
           </w:p>
         </w:tc>
@@ -2711,7 +2711,7 @@
                 <w:color w:val="000000"/>
                 <w:sz w:val="26"/>
               </w:rPr>
-              <w:t>07/09/2026 19:08:51</w:t>
+              <w:t>14/09/2026 19:36:03</w:t>
             </w:r>
           </w:p>
         </w:tc>
@@ -2802,22 +2802,22 @@
                 <w:color w:val="000000"/>
                 <w:sz w:val="26"/>
               </w:rPr>
-              <w:t>07/09/2026 19:08:51</w:t>
-            </w:r>
-          </w:p>
-        </w:tc>
-        <w:tc>
-          <w:tcPr>
-            <w:tcW w:type="dxa" w:w="1440"/>
-          </w:tcPr>
-          <w:p>
-            <w:r>
-              <w:rPr>
-                <w:rFonts w:ascii="Times New Roman" w:hAnsi="Times New Roman" w:eastAsia="Times New Roman"/>
-                <w:color w:val="000000"/>
-                <w:sz w:val="26"/>
-              </w:rPr>
-              <w:t>Nhập đầy đủ thông tin hợp lệ | Email: phungtestedc5da87@gmail.com | Username: phung_auto_3aa509d4</w:t>
+              <w:t>14/09/2026 19:36:03</w:t>
+            </w:r>
+          </w:p>
+        </w:tc>
+        <w:tc>
+          <w:tcPr>
+            <w:tcW w:type="dxa" w:w="1440"/>
+          </w:tcPr>
+          <w:p>
+            <w:r>
+              <w:rPr>
+                <w:rFonts w:ascii="Times New Roman" w:hAnsi="Times New Roman" w:eastAsia="Times New Roman"/>
+                <w:color w:val="000000"/>
+                <w:sz w:val="26"/>
+              </w:rPr>
+              <w:t>Nhập đầy đủ thông tin hợp lệ | Email: phungtest638ade57@gmail.com | Username: phung_auto_4afe96ab</w:t>
             </w:r>
           </w:p>
         </w:tc>
@@ -2893,7 +2893,7 @@
                 <w:color w:val="000000"/>
                 <w:sz w:val="26"/>
               </w:rPr>
-              <w:t>07/09/2026 19:08:51</w:t>
+              <w:t>14/09/2026 19:36:03</w:t>
             </w:r>
           </w:p>
         </w:tc>
@@ -2984,7 +2984,7 @@
                 <w:color w:val="000000"/>
                 <w:sz w:val="26"/>
               </w:rPr>
-              <w:t>07/09/2026 19:08:51</w:t>
+              <w:t>14/09/2026 19:36:03</w:t>
             </w:r>
           </w:p>
         </w:tc>
@@ -3075,7 +3075,7 @@
                 <w:color w:val="000000"/>
                 <w:sz w:val="26"/>
               </w:rPr>
-              <w:t>07/09/2026 19:08:51</w:t>
+              <w:t>14/09/2026 19:36:03</w:t>
             </w:r>
           </w:p>
         </w:tc>
@@ -3166,7 +3166,7 @@
                 <w:color w:val="000000"/>
                 <w:sz w:val="26"/>
               </w:rPr>
-              <w:t>07/09/2026 19:08:55</w:t>
+              <w:t>14/09/2026 19:36:07</w:t>
             </w:r>
           </w:p>
         </w:tc>
@@ -3257,7 +3257,7 @@
                 <w:color w:val="000000"/>
                 <w:sz w:val="26"/>
               </w:rPr>
-              <w:t>07/09/2026 19:08:55</w:t>
+              <w:t>14/09/2026 19:36:07</w:t>
             </w:r>
           </w:p>
         </w:tc>
@@ -3348,22 +3348,22 @@
                 <w:color w:val="000000"/>
                 <w:sz w:val="26"/>
               </w:rPr>
-              <w:t>07/09/2026 19:08:56</w:t>
-            </w:r>
-          </w:p>
-        </w:tc>
-        <w:tc>
-          <w:tcPr>
-            <w:tcW w:type="dxa" w:w="1440"/>
-          </w:tcPr>
-          <w:p>
-            <w:r>
-              <w:rPr>
-                <w:rFonts w:ascii="Times New Roman" w:hAnsi="Times New Roman" w:eastAsia="Times New Roman"/>
-                <w:color w:val="000000"/>
-                <w:sz w:val="26"/>
-              </w:rPr>
-              <w:t>Nhập hợp lệ các trường còn lại | Email: phungtest59de953f@gmail.com | Username: phung_auto_59764227</w:t>
+              <w:t>14/09/2026 19:36:08</w:t>
+            </w:r>
+          </w:p>
+        </w:tc>
+        <w:tc>
+          <w:tcPr>
+            <w:tcW w:type="dxa" w:w="1440"/>
+          </w:tcPr>
+          <w:p>
+            <w:r>
+              <w:rPr>
+                <w:rFonts w:ascii="Times New Roman" w:hAnsi="Times New Roman" w:eastAsia="Times New Roman"/>
+                <w:color w:val="000000"/>
+                <w:sz w:val="26"/>
+              </w:rPr>
+              <w:t>Nhập hợp lệ các trường còn lại | Email: phungtest8c84301e@gmail.com | Username: phung_auto_cef97d7a</w:t>
             </w:r>
           </w:p>
         </w:tc>
@@ -3439,7 +3439,7 @@
                 <w:color w:val="000000"/>
                 <w:sz w:val="26"/>
               </w:rPr>
-              <w:t>07/09/2026 19:08:56</w:t>
+              <w:t>14/09/2026 19:36:08</w:t>
             </w:r>
           </w:p>
         </w:tc>
@@ -3530,7 +3530,7 @@
                 <w:color w:val="000000"/>
                 <w:sz w:val="26"/>
               </w:rPr>
-              <w:t>07/09/2026 19:08:56</w:t>
+              <w:t>14/09/2026 19:36:08</w:t>
             </w:r>
           </w:p>
         </w:tc>
@@ -3621,7 +3621,7 @@
                 <w:color w:val="000000"/>
                 <w:sz w:val="26"/>
               </w:rPr>
-              <w:t>07/09/2026 19:09:00</w:t>
+              <w:t>14/09/2026 19:36:12</w:t>
             </w:r>
           </w:p>
         </w:tc>
@@ -3712,7 +3712,7 @@
                 <w:color w:val="000000"/>
                 <w:sz w:val="26"/>
               </w:rPr>
-              <w:t>07/09/2026 19:09:00</w:t>
+              <w:t>14/09/2026 19:36:12</w:t>
             </w:r>
           </w:p>
         </w:tc>
@@ -3803,22 +3803,22 @@
                 <w:color w:val="000000"/>
                 <w:sz w:val="26"/>
               </w:rPr>
-              <w:t>07/09/2026 19:09:00</w:t>
-            </w:r>
-          </w:p>
-        </w:tc>
-        <w:tc>
-          <w:tcPr>
-            <w:tcW w:type="dxa" w:w="1440"/>
-          </w:tcPr>
-          <w:p>
-            <w:r>
-              <w:rPr>
-                <w:rFonts w:ascii="Times New Roman" w:hAnsi="Times New Roman" w:eastAsia="Times New Roman"/>
-                <w:color w:val="000000"/>
-                <w:sz w:val="26"/>
-              </w:rPr>
-              <w:t>Nhập hợp lệ các trường còn lại | Email: phungtestfabfa208@gmail.com | Username: phung_auto_f42f7b9e</w:t>
+              <w:t>14/09/2026 19:36:12</w:t>
+            </w:r>
+          </w:p>
+        </w:tc>
+        <w:tc>
+          <w:tcPr>
+            <w:tcW w:type="dxa" w:w="1440"/>
+          </w:tcPr>
+          <w:p>
+            <w:r>
+              <w:rPr>
+                <w:rFonts w:ascii="Times New Roman" w:hAnsi="Times New Roman" w:eastAsia="Times New Roman"/>
+                <w:color w:val="000000"/>
+                <w:sz w:val="26"/>
+              </w:rPr>
+              <w:t>Nhập hợp lệ các trường còn lại | Email: phungtest3b682544@gmail.com | Username: phung_auto_83ecc480</w:t>
             </w:r>
           </w:p>
         </w:tc>
@@ -3894,7 +3894,7 @@
                 <w:color w:val="000000"/>
                 <w:sz w:val="26"/>
               </w:rPr>
-              <w:t>07/09/2026 19:09:00</w:t>
+              <w:t>14/09/2026 19:36:12</w:t>
             </w:r>
           </w:p>
         </w:tc>
@@ -3985,7 +3985,7 @@
                 <w:color w:val="000000"/>
                 <w:sz w:val="26"/>
               </w:rPr>
-              <w:t>07/09/2026 19:09:00</w:t>
+              <w:t>14/09/2026 19:36:12</w:t>
             </w:r>
           </w:p>
         </w:tc>
@@ -4076,7 +4076,7 @@
                 <w:color w:val="000000"/>
                 <w:sz w:val="26"/>
               </w:rPr>
-              <w:t>07/09/2026 19:09:04</w:t>
+              <w:t>14/09/2026 19:36:16</w:t>
             </w:r>
           </w:p>
         </w:tc>
@@ -4167,7 +4167,7 @@
                 <w:color w:val="000000"/>
                 <w:sz w:val="26"/>
               </w:rPr>
-              <w:t>07/09/2026 19:09:04</w:t>
+              <w:t>14/09/2026 19:36:16</w:t>
             </w:r>
           </w:p>
         </w:tc>
@@ -4258,22 +4258,22 @@
                 <w:color w:val="000000"/>
                 <w:sz w:val="26"/>
               </w:rPr>
-              <w:t>07/09/2026 19:09:05</w:t>
-            </w:r>
-          </w:p>
-        </w:tc>
-        <w:tc>
-          <w:tcPr>
-            <w:tcW w:type="dxa" w:w="1440"/>
-          </w:tcPr>
-          <w:p>
-            <w:r>
-              <w:rPr>
-                <w:rFonts w:ascii="Times New Roman" w:hAnsi="Times New Roman" w:eastAsia="Times New Roman"/>
-                <w:color w:val="000000"/>
-                <w:sz w:val="26"/>
-              </w:rPr>
-              <w:t>Nhập hợp lệ các trường còn lại | Username: phung_auto_57aee25e</w:t>
+              <w:t>14/09/2026 19:36:17</w:t>
+            </w:r>
+          </w:p>
+        </w:tc>
+        <w:tc>
+          <w:tcPr>
+            <w:tcW w:type="dxa" w:w="1440"/>
+          </w:tcPr>
+          <w:p>
+            <w:r>
+              <w:rPr>
+                <w:rFonts w:ascii="Times New Roman" w:hAnsi="Times New Roman" w:eastAsia="Times New Roman"/>
+                <w:color w:val="000000"/>
+                <w:sz w:val="26"/>
+              </w:rPr>
+              <w:t>Nhập hợp lệ các trường còn lại | Username: phung_auto_eb176662</w:t>
             </w:r>
           </w:p>
         </w:tc>
@@ -4349,7 +4349,7 @@
                 <w:color w:val="000000"/>
                 <w:sz w:val="26"/>
               </w:rPr>
-              <w:t>07/09/2026 19:09:05</w:t>
+              <w:t>14/09/2026 19:36:17</w:t>
             </w:r>
           </w:p>
         </w:tc>
@@ -4440,7 +4440,7 @@
                 <w:color w:val="000000"/>
                 <w:sz w:val="26"/>
               </w:rPr>
-              <w:t>07/09/2026 19:09:05</w:t>
+              <w:t>14/09/2026 19:36:17</w:t>
             </w:r>
           </w:p>
         </w:tc>
@@ -4531,7 +4531,7 @@
                 <w:color w:val="000000"/>
                 <w:sz w:val="26"/>
               </w:rPr>
-              <w:t>07/09/2026 19:09:09</w:t>
+              <w:t>14/09/2026 19:36:21</w:t>
             </w:r>
           </w:p>
         </w:tc>
@@ -4622,7 +4622,7 @@
                 <w:color w:val="000000"/>
                 <w:sz w:val="26"/>
               </w:rPr>
-              <w:t>07/09/2026 19:09:09</w:t>
+              <w:t>14/09/2026 19:36:21</w:t>
             </w:r>
           </w:p>
         </w:tc>
@@ -4713,22 +4713,22 @@
                 <w:color w:val="000000"/>
                 <w:sz w:val="26"/>
               </w:rPr>
-              <w:t>07/09/2026 19:09:09</w:t>
-            </w:r>
-          </w:p>
-        </w:tc>
-        <w:tc>
-          <w:tcPr>
-            <w:tcW w:type="dxa" w:w="1440"/>
-          </w:tcPr>
-          <w:p>
-            <w:r>
-              <w:rPr>
-                <w:rFonts w:ascii="Times New Roman" w:hAnsi="Times New Roman" w:eastAsia="Times New Roman"/>
-                <w:color w:val="000000"/>
-                <w:sz w:val="26"/>
-              </w:rPr>
-              <w:t>Nhập hợp lệ các trường còn lại | Email: phungtest005080e4@gmail.com | Username: phung_auto_5c054b62</w:t>
+              <w:t>14/09/2026 19:36:21</w:t>
+            </w:r>
+          </w:p>
+        </w:tc>
+        <w:tc>
+          <w:tcPr>
+            <w:tcW w:type="dxa" w:w="1440"/>
+          </w:tcPr>
+          <w:p>
+            <w:r>
+              <w:rPr>
+                <w:rFonts w:ascii="Times New Roman" w:hAnsi="Times New Roman" w:eastAsia="Times New Roman"/>
+                <w:color w:val="000000"/>
+                <w:sz w:val="26"/>
+              </w:rPr>
+              <w:t>Nhập hợp lệ các trường còn lại | Email: phungtestfa1910c6@gmail.com | Username: phung_auto_9ac99a16</w:t>
             </w:r>
           </w:p>
         </w:tc>
@@ -4804,7 +4804,7 @@
                 <w:color w:val="000000"/>
                 <w:sz w:val="26"/>
               </w:rPr>
-              <w:t>07/09/2026 19:09:09</w:t>
+              <w:t>14/09/2026 19:36:21</w:t>
             </w:r>
           </w:p>
         </w:tc>
@@ -4895,7 +4895,7 @@
                 <w:color w:val="000000"/>
                 <w:sz w:val="26"/>
               </w:rPr>
-              <w:t>07/09/2026 19:09:09</w:t>
+              <w:t>14/09/2026 19:36:21</w:t>
             </w:r>
           </w:p>
         </w:tc>
@@ -4986,7 +4986,7 @@
                 <w:color w:val="000000"/>
                 <w:sz w:val="26"/>
               </w:rPr>
-              <w:t>07/09/2026 19:09:13</w:t>
+              <w:t>14/09/2026 19:36:25</w:t>
             </w:r>
           </w:p>
         </w:tc>
@@ -5077,7 +5077,7 @@
                 <w:color w:val="000000"/>
                 <w:sz w:val="26"/>
               </w:rPr>
-              <w:t>07/09/2026 19:09:13</w:t>
+              <w:t>14/09/2026 19:36:25</w:t>
             </w:r>
           </w:p>
         </w:tc>
@@ -5168,22 +5168,22 @@
                 <w:color w:val="000000"/>
                 <w:sz w:val="26"/>
               </w:rPr>
-              <w:t>07/09/2026 19:09:14</w:t>
-            </w:r>
-          </w:p>
-        </w:tc>
-        <w:tc>
-          <w:tcPr>
-            <w:tcW w:type="dxa" w:w="1440"/>
-          </w:tcPr>
-          <w:p>
-            <w:r>
-              <w:rPr>
-                <w:rFonts w:ascii="Times New Roman" w:hAnsi="Times New Roman" w:eastAsia="Times New Roman"/>
-                <w:color w:val="000000"/>
-                <w:sz w:val="26"/>
-              </w:rPr>
-              <w:t>Nhập hợp lệ các trường còn lại | Email: phungtest0941d6c4@gmail.com</w:t>
+              <w:t>14/09/2026 19:36:26</w:t>
+            </w:r>
+          </w:p>
+        </w:tc>
+        <w:tc>
+          <w:tcPr>
+            <w:tcW w:type="dxa" w:w="1440"/>
+          </w:tcPr>
+          <w:p>
+            <w:r>
+              <w:rPr>
+                <w:rFonts w:ascii="Times New Roman" w:hAnsi="Times New Roman" w:eastAsia="Times New Roman"/>
+                <w:color w:val="000000"/>
+                <w:sz w:val="26"/>
+              </w:rPr>
+              <w:t>Nhập hợp lệ các trường còn lại | Email: phungtest9878653f@gmail.com</w:t>
             </w:r>
           </w:p>
         </w:tc>
@@ -5259,7 +5259,7 @@
                 <w:color w:val="000000"/>
                 <w:sz w:val="26"/>
               </w:rPr>
-              <w:t>07/09/2026 19:09:14</w:t>
+              <w:t>14/09/2026 19:36:26</w:t>
             </w:r>
           </w:p>
         </w:tc>
@@ -5350,7 +5350,7 @@
                 <w:color w:val="000000"/>
                 <w:sz w:val="26"/>
               </w:rPr>
-              <w:t>07/09/2026 19:09:14</w:t>
+              <w:t>14/09/2026 19:36:26</w:t>
             </w:r>
           </w:p>
         </w:tc>
@@ -5441,7 +5441,7 @@
                 <w:color w:val="000000"/>
                 <w:sz w:val="26"/>
               </w:rPr>
-              <w:t>07/09/2026 19:09:18</w:t>
+              <w:t>14/09/2026 19:36:30</w:t>
             </w:r>
           </w:p>
         </w:tc>
@@ -5532,7 +5532,7 @@
                 <w:color w:val="000000"/>
                 <w:sz w:val="26"/>
               </w:rPr>
-              <w:t>07/09/2026 19:09:18</w:t>
+              <w:t>14/09/2026 19:36:30</w:t>
             </w:r>
           </w:p>
         </w:tc>
@@ -5623,22 +5623,22 @@
                 <w:color w:val="000000"/>
                 <w:sz w:val="26"/>
               </w:rPr>
-              <w:t>07/09/2026 19:09:18</w:t>
-            </w:r>
-          </w:p>
-        </w:tc>
-        <w:tc>
-          <w:tcPr>
-            <w:tcW w:type="dxa" w:w="1440"/>
-          </w:tcPr>
-          <w:p>
-            <w:r>
-              <w:rPr>
-                <w:rFonts w:ascii="Times New Roman" w:hAnsi="Times New Roman" w:eastAsia="Times New Roman"/>
-                <w:color w:val="000000"/>
-                <w:sz w:val="26"/>
-              </w:rPr>
-              <w:t>Nhập hợp lệ các trường còn lại | Email: phungtest31123c3c@gmail.com | Username: phung_auto_78f54981</w:t>
+              <w:t>14/09/2026 19:36:30</w:t>
+            </w:r>
+          </w:p>
+        </w:tc>
+        <w:tc>
+          <w:tcPr>
+            <w:tcW w:type="dxa" w:w="1440"/>
+          </w:tcPr>
+          <w:p>
+            <w:r>
+              <w:rPr>
+                <w:rFonts w:ascii="Times New Roman" w:hAnsi="Times New Roman" w:eastAsia="Times New Roman"/>
+                <w:color w:val="000000"/>
+                <w:sz w:val="26"/>
+              </w:rPr>
+              <w:t>Nhập hợp lệ các trường còn lại | Email: phungtest955eab19@gmail.com | Username: phung_auto_ba927c70</w:t>
             </w:r>
           </w:p>
         </w:tc>
@@ -5714,7 +5714,7 @@
                 <w:color w:val="000000"/>
                 <w:sz w:val="26"/>
               </w:rPr>
-              <w:t>07/09/2026 19:09:18</w:t>
+              <w:t>14/09/2026 19:36:30</w:t>
             </w:r>
           </w:p>
         </w:tc>
@@ -5805,7 +5805,7 @@
                 <w:color w:val="000000"/>
                 <w:sz w:val="26"/>
               </w:rPr>
-              <w:t>07/09/2026 19:09:18</w:t>
+              <w:t>14/09/2026 19:36:30</w:t>
             </w:r>
           </w:p>
         </w:tc>
@@ -5896,7 +5896,7 @@
                 <w:color w:val="000000"/>
                 <w:sz w:val="26"/>
               </w:rPr>
-              <w:t>07/09/2026 19:09:22</w:t>
+              <w:t>14/09/2026 19:36:34</w:t>
             </w:r>
           </w:p>
         </w:tc>
@@ -5987,7 +5987,7 @@
                 <w:color w:val="000000"/>
                 <w:sz w:val="26"/>
               </w:rPr>
-              <w:t>07/09/2026 19:09:22</w:t>
+              <w:t>14/09/2026 19:36:34</w:t>
             </w:r>
           </w:p>
         </w:tc>
@@ -6078,22 +6078,22 @@
                 <w:color w:val="000000"/>
                 <w:sz w:val="26"/>
               </w:rPr>
-              <w:t>07/09/2026 19:09:23</w:t>
-            </w:r>
-          </w:p>
-        </w:tc>
-        <w:tc>
-          <w:tcPr>
-            <w:tcW w:type="dxa" w:w="1440"/>
-          </w:tcPr>
-          <w:p>
-            <w:r>
-              <w:rPr>
-                <w:rFonts w:ascii="Times New Roman" w:hAnsi="Times New Roman" w:eastAsia="Times New Roman"/>
-                <w:color w:val="000000"/>
-                <w:sz w:val="26"/>
-              </w:rPr>
-              <w:t>Nhập hợp lệ các trường còn lại | Email: phungtestfce2b719@gmail.com | Username: phung_auto_3643fa1c</w:t>
+              <w:t>14/09/2026 19:36:35</w:t>
+            </w:r>
+          </w:p>
+        </w:tc>
+        <w:tc>
+          <w:tcPr>
+            <w:tcW w:type="dxa" w:w="1440"/>
+          </w:tcPr>
+          <w:p>
+            <w:r>
+              <w:rPr>
+                <w:rFonts w:ascii="Times New Roman" w:hAnsi="Times New Roman" w:eastAsia="Times New Roman"/>
+                <w:color w:val="000000"/>
+                <w:sz w:val="26"/>
+              </w:rPr>
+              <w:t>Nhập hợp lệ các trường còn lại | Email: phungtest9dd2cc19@gmail.com | Username: phung_auto_77e454e8</w:t>
             </w:r>
           </w:p>
         </w:tc>
@@ -6169,7 +6169,7 @@
                 <w:color w:val="000000"/>
                 <w:sz w:val="26"/>
               </w:rPr>
-              <w:t>07/09/2026 19:09:23</w:t>
+              <w:t>14/09/2026 19:36:35</w:t>
             </w:r>
           </w:p>
         </w:tc>
@@ -6260,7 +6260,7 @@
                 <w:color w:val="000000"/>
                 <w:sz w:val="26"/>
               </w:rPr>
-              <w:t>07/09/2026 19:09:23</w:t>
+              <w:t>14/09/2026 19:36:35</w:t>
             </w:r>
           </w:p>
         </w:tc>
@@ -6351,7 +6351,7 @@
                 <w:color w:val="000000"/>
                 <w:sz w:val="26"/>
               </w:rPr>
-              <w:t>07/09/2026 19:09:27</w:t>
+              <w:t>14/09/2026 19:36:39</w:t>
             </w:r>
           </w:p>
         </w:tc>
@@ -6442,7 +6442,7 @@
                 <w:color w:val="000000"/>
                 <w:sz w:val="26"/>
               </w:rPr>
-              <w:t>07/09/2026 19:09:27</w:t>
+              <w:t>14/09/2026 19:36:39</w:t>
             </w:r>
           </w:p>
         </w:tc>
@@ -6533,22 +6533,22 @@
                 <w:color w:val="000000"/>
                 <w:sz w:val="26"/>
               </w:rPr>
-              <w:t>07/09/2026 19:09:27</w:t>
-            </w:r>
-          </w:p>
-        </w:tc>
-        <w:tc>
-          <w:tcPr>
-            <w:tcW w:type="dxa" w:w="1440"/>
-          </w:tcPr>
-          <w:p>
-            <w:r>
-              <w:rPr>
-                <w:rFonts w:ascii="Times New Roman" w:hAnsi="Times New Roman" w:eastAsia="Times New Roman"/>
-                <w:color w:val="000000"/>
-                <w:sz w:val="26"/>
-              </w:rPr>
-              <w:t>Nhập hợp lệ các trường còn lại | Username: phung_auto_f95a38d7</w:t>
+              <w:t>14/09/2026 19:36:39</w:t>
+            </w:r>
+          </w:p>
+        </w:tc>
+        <w:tc>
+          <w:tcPr>
+            <w:tcW w:type="dxa" w:w="1440"/>
+          </w:tcPr>
+          <w:p>
+            <w:r>
+              <w:rPr>
+                <w:rFonts w:ascii="Times New Roman" w:hAnsi="Times New Roman" w:eastAsia="Times New Roman"/>
+                <w:color w:val="000000"/>
+                <w:sz w:val="26"/>
+              </w:rPr>
+              <w:t>Nhập hợp lệ các trường còn lại | Username: phung_auto_4462c054</w:t>
             </w:r>
           </w:p>
         </w:tc>
@@ -6624,7 +6624,7 @@
                 <w:color w:val="000000"/>
                 <w:sz w:val="26"/>
               </w:rPr>
-              <w:t>07/09/2026 19:09:27</w:t>
+              <w:t>14/09/2026 19:36:39</w:t>
             </w:r>
           </w:p>
         </w:tc>
@@ -6715,7 +6715,7 @@
                 <w:color w:val="000000"/>
                 <w:sz w:val="26"/>
               </w:rPr>
-              <w:t>07/09/2026 19:09:27</w:t>
+              <w:t>14/09/2026 19:36:39</w:t>
             </w:r>
           </w:p>
         </w:tc>
@@ -6806,7 +6806,7 @@
                 <w:color w:val="000000"/>
                 <w:sz w:val="26"/>
               </w:rPr>
-              <w:t>07/09/2026 19:09:31</w:t>
+              <w:t>14/09/2026 19:36:43</w:t>
             </w:r>
           </w:p>
         </w:tc>
@@ -6897,7 +6897,7 @@
                 <w:color w:val="000000"/>
                 <w:sz w:val="26"/>
               </w:rPr>
-              <w:t>07/09/2026 19:09:31</w:t>
+              <w:t>14/09/2026 19:36:43</w:t>
             </w:r>
           </w:p>
         </w:tc>
@@ -6988,22 +6988,22 @@
                 <w:color w:val="000000"/>
                 <w:sz w:val="26"/>
               </w:rPr>
-              <w:t>07/09/2026 19:09:32</w:t>
-            </w:r>
-          </w:p>
-        </w:tc>
-        <w:tc>
-          <w:tcPr>
-            <w:tcW w:type="dxa" w:w="1440"/>
-          </w:tcPr>
-          <w:p>
-            <w:r>
-              <w:rPr>
-                <w:rFonts w:ascii="Times New Roman" w:hAnsi="Times New Roman" w:eastAsia="Times New Roman"/>
-                <w:color w:val="000000"/>
-                <w:sz w:val="26"/>
-              </w:rPr>
-              <w:t>Nhập hợp lệ các trường còn lại | Email: phungtest55694686@gmail.com | Username: phung_auto_492aa895</w:t>
+              <w:t>14/09/2026 19:36:44</w:t>
+            </w:r>
+          </w:p>
+        </w:tc>
+        <w:tc>
+          <w:tcPr>
+            <w:tcW w:type="dxa" w:w="1440"/>
+          </w:tcPr>
+          <w:p>
+            <w:r>
+              <w:rPr>
+                <w:rFonts w:ascii="Times New Roman" w:hAnsi="Times New Roman" w:eastAsia="Times New Roman"/>
+                <w:color w:val="000000"/>
+                <w:sz w:val="26"/>
+              </w:rPr>
+              <w:t>Nhập hợp lệ các trường còn lại | Email: phungtestf648feda@gmail.com | Username: phung_auto_99a50c31</w:t>
             </w:r>
           </w:p>
         </w:tc>
@@ -7079,7 +7079,7 @@
                 <w:color w:val="000000"/>
                 <w:sz w:val="26"/>
               </w:rPr>
-              <w:t>07/09/2026 19:09:32</w:t>
+              <w:t>14/09/2026 19:36:44</w:t>
             </w:r>
           </w:p>
         </w:tc>
@@ -7170,7 +7170,7 @@
                 <w:color w:val="000000"/>
                 <w:sz w:val="26"/>
               </w:rPr>
-              <w:t>07/09/2026 19:09:32</w:t>
+              <w:t>14/09/2026 19:36:44</w:t>
             </w:r>
           </w:p>
         </w:tc>
@@ -7261,7 +7261,7 @@
                 <w:color w:val="000000"/>
                 <w:sz w:val="26"/>
               </w:rPr>
-              <w:t>07/09/2026 19:09:36</w:t>
+              <w:t>14/09/2026 19:36:48</w:t>
             </w:r>
           </w:p>
         </w:tc>
@@ -7352,7 +7352,7 @@
                 <w:color w:val="000000"/>
                 <w:sz w:val="26"/>
               </w:rPr>
-              <w:t>07/09/2026 19:09:36</w:t>
+              <w:t>14/09/2026 19:36:48</w:t>
             </w:r>
           </w:p>
         </w:tc>
@@ -7443,22 +7443,22 @@
                 <w:color w:val="000000"/>
                 <w:sz w:val="26"/>
               </w:rPr>
-              <w:t>07/09/2026 19:09:36</w:t>
-            </w:r>
-          </w:p>
-        </w:tc>
-        <w:tc>
-          <w:tcPr>
-            <w:tcW w:type="dxa" w:w="1440"/>
-          </w:tcPr>
-          <w:p>
-            <w:r>
-              <w:rPr>
-                <w:rFonts w:ascii="Times New Roman" w:hAnsi="Times New Roman" w:eastAsia="Times New Roman"/>
-                <w:color w:val="000000"/>
-                <w:sz w:val="26"/>
-              </w:rPr>
-              <w:t>Nhập hợp lệ các trường còn lại | Email: phungtest845bf43f@gmail.com | Username: phung_auto_99e8bad4</w:t>
+              <w:t>14/09/2026 19:36:48</w:t>
+            </w:r>
+          </w:p>
+        </w:tc>
+        <w:tc>
+          <w:tcPr>
+            <w:tcW w:type="dxa" w:w="1440"/>
+          </w:tcPr>
+          <w:p>
+            <w:r>
+              <w:rPr>
+                <w:rFonts w:ascii="Times New Roman" w:hAnsi="Times New Roman" w:eastAsia="Times New Roman"/>
+                <w:color w:val="000000"/>
+                <w:sz w:val="26"/>
+              </w:rPr>
+              <w:t>Nhập hợp lệ các trường còn lại | Email: phungtest132d604c@gmail.com | Username: phung_auto_447ecd39</w:t>
             </w:r>
           </w:p>
         </w:tc>
@@ -7534,7 +7534,7 @@
                 <w:color w:val="000000"/>
                 <w:sz w:val="26"/>
               </w:rPr>
-              <w:t>07/09/2026 19:09:36</w:t>
+              <w:t>14/09/2026 19:36:48</w:t>
             </w:r>
           </w:p>
         </w:tc>
@@ -7625,7 +7625,7 @@
                 <w:color w:val="000000"/>
                 <w:sz w:val="26"/>
               </w:rPr>
-              <w:t>07/09/2026 19:09:36</w:t>
+              <w:t>14/09/2026 19:36:49</w:t>
             </w:r>
           </w:p>
         </w:tc>
@@ -7716,7 +7716,7 @@
                 <w:color w:val="000000"/>
                 <w:sz w:val="26"/>
               </w:rPr>
-              <w:t>07/09/2026 19:09:40</w:t>
+              <w:t>14/09/2026 19:36:52</w:t>
             </w:r>
           </w:p>
         </w:tc>
@@ -7807,7 +7807,7 @@
                 <w:color w:val="000000"/>
                 <w:sz w:val="26"/>
               </w:rPr>
-              <w:t>07/09/2026 19:09:40</w:t>
+              <w:t>14/09/2026 19:36:53</w:t>
             </w:r>
           </w:p>
         </w:tc>
@@ -7898,7 +7898,7 @@
                 <w:color w:val="000000"/>
                 <w:sz w:val="26"/>
               </w:rPr>
-              <w:t>07/09/2026 19:09:40</w:t>
+              <w:t>14/09/2026 19:36:53</w:t>
             </w:r>
           </w:p>
         </w:tc>
@@ -7989,22 +7989,22 @@
                 <w:color w:val="000000"/>
                 <w:sz w:val="26"/>
               </w:rPr>
-              <w:t>07/09/2026 19:09:41</w:t>
-            </w:r>
-          </w:p>
-        </w:tc>
-        <w:tc>
-          <w:tcPr>
-            <w:tcW w:type="dxa" w:w="1440"/>
-          </w:tcPr>
-          <w:p>
-            <w:r>
-              <w:rPr>
-                <w:rFonts w:ascii="Times New Roman" w:hAnsi="Times New Roman" w:eastAsia="Times New Roman"/>
-                <w:color w:val="000000"/>
-                <w:sz w:val="26"/>
-              </w:rPr>
-              <w:t>Nhập hợp lệ các trường còn lại | Email: phungtest5d3f2d1f@gmail.com | Username: phung_auto_93e92d00</w:t>
+              <w:t>14/09/2026 19:36:53</w:t>
+            </w:r>
+          </w:p>
+        </w:tc>
+        <w:tc>
+          <w:tcPr>
+            <w:tcW w:type="dxa" w:w="1440"/>
+          </w:tcPr>
+          <w:p>
+            <w:r>
+              <w:rPr>
+                <w:rFonts w:ascii="Times New Roman" w:hAnsi="Times New Roman" w:eastAsia="Times New Roman"/>
+                <w:color w:val="000000"/>
+                <w:sz w:val="26"/>
+              </w:rPr>
+              <w:t>Nhập hợp lệ các trường còn lại | Email: phungtest472a06a4@gmail.com | Username: phung_auto_241f1b12</w:t>
             </w:r>
           </w:p>
         </w:tc>
@@ -8080,7 +8080,7 @@
                 <w:color w:val="000000"/>
                 <w:sz w:val="26"/>
               </w:rPr>
-              <w:t>07/09/2026 19:09:41</w:t>
+              <w:t>14/09/2026 19:36:53</w:t>
             </w:r>
           </w:p>
         </w:tc>
@@ -8171,7 +8171,7 @@
                 <w:color w:val="000000"/>
                 <w:sz w:val="26"/>
               </w:rPr>
-              <w:t>07/09/2026 19:09:41</w:t>
+              <w:t>14/09/2026 19:36:53</w:t>
             </w:r>
           </w:p>
         </w:tc>
@@ -8262,7 +8262,7 @@
                 <w:color w:val="000000"/>
                 <w:sz w:val="26"/>
               </w:rPr>
-              <w:t>07/09/2026 19:09:45</w:t>
+              <w:t>14/09/2026 19:36:57</w:t>
             </w:r>
           </w:p>
         </w:tc>
@@ -8353,7 +8353,7 @@
                 <w:color w:val="000000"/>
                 <w:sz w:val="26"/>
               </w:rPr>
-              <w:t>07/09/2026 19:09:45</w:t>
+              <w:t>14/09/2026 19:36:57</w:t>
             </w:r>
           </w:p>
         </w:tc>
@@ -8444,7 +8444,7 @@
                 <w:color w:val="000000"/>
                 <w:sz w:val="26"/>
               </w:rPr>
-              <w:t>07/09/2026 19:09:45</w:t>
+              <w:t>14/09/2026 19:36:57</w:t>
             </w:r>
           </w:p>
         </w:tc>
@@ -8535,22 +8535,22 @@
                 <w:color w:val="000000"/>
                 <w:sz w:val="26"/>
               </w:rPr>
-              <w:t>07/09/2026 19:09:45</w:t>
-            </w:r>
-          </w:p>
-        </w:tc>
-        <w:tc>
-          <w:tcPr>
-            <w:tcW w:type="dxa" w:w="1440"/>
-          </w:tcPr>
-          <w:p>
-            <w:r>
-              <w:rPr>
-                <w:rFonts w:ascii="Times New Roman" w:hAnsi="Times New Roman" w:eastAsia="Times New Roman"/>
-                <w:color w:val="000000"/>
-                <w:sz w:val="26"/>
-              </w:rPr>
-              <w:t>Nhập hợp lệ các trường còn lại | Email: phungtest7cbdacde@gmail.com | Username: phung_auto_098ace3e</w:t>
+              <w:t>14/09/2026 19:36:58</w:t>
+            </w:r>
+          </w:p>
+        </w:tc>
+        <w:tc>
+          <w:tcPr>
+            <w:tcW w:type="dxa" w:w="1440"/>
+          </w:tcPr>
+          <w:p>
+            <w:r>
+              <w:rPr>
+                <w:rFonts w:ascii="Times New Roman" w:hAnsi="Times New Roman" w:eastAsia="Times New Roman"/>
+                <w:color w:val="000000"/>
+                <w:sz w:val="26"/>
+              </w:rPr>
+              <w:t>Nhập hợp lệ các trường còn lại | Email: phungtest2c86cdd0@gmail.com | Username: phung_auto_99af7322</w:t>
             </w:r>
           </w:p>
         </w:tc>
@@ -8626,7 +8626,7 @@
                 <w:color w:val="000000"/>
                 <w:sz w:val="26"/>
               </w:rPr>
-              <w:t>07/09/2026 19:09:45</w:t>
+              <w:t>14/09/2026 19:36:58</w:t>
             </w:r>
           </w:p>
         </w:tc>
@@ -8717,7 +8717,7 @@
                 <w:color w:val="000000"/>
                 <w:sz w:val="26"/>
               </w:rPr>
-              <w:t>07/09/2026 19:09:45</w:t>
+              <w:t>14/09/2026 19:36:58</w:t>
             </w:r>
           </w:p>
         </w:tc>
@@ -8808,7 +8808,7 @@
                 <w:color w:val="000000"/>
                 <w:sz w:val="26"/>
               </w:rPr>
-              <w:t>07/09/2026 19:09:49</w:t>
+              <w:t>14/09/2026 19:37:02</w:t>
             </w:r>
           </w:p>
         </w:tc>
@@ -8899,7 +8899,7 @@
                 <w:color w:val="000000"/>
                 <w:sz w:val="26"/>
               </w:rPr>
-              <w:t>07/09/2026 19:09:49</w:t>
+              <w:t>14/09/2026 19:37:02</w:t>
             </w:r>
           </w:p>
         </w:tc>
@@ -8990,7 +8990,7 @@
                 <w:color w:val="000000"/>
                 <w:sz w:val="26"/>
               </w:rPr>
-              <w:t>07/09/2026 19:09:49</w:t>
+              <w:t>14/09/2026 19:37:02</w:t>
             </w:r>
           </w:p>
         </w:tc>
@@ -9081,22 +9081,22 @@
                 <w:color w:val="000000"/>
                 <w:sz w:val="26"/>
               </w:rPr>
-              <w:t>07/09/2026 19:09:50</w:t>
-            </w:r>
-          </w:p>
-        </w:tc>
-        <w:tc>
-          <w:tcPr>
-            <w:tcW w:type="dxa" w:w="1440"/>
-          </w:tcPr>
-          <w:p>
-            <w:r>
-              <w:rPr>
-                <w:rFonts w:ascii="Times New Roman" w:hAnsi="Times New Roman" w:eastAsia="Times New Roman"/>
-                <w:color w:val="000000"/>
-                <w:sz w:val="26"/>
-              </w:rPr>
-              <w:t>Nhập hợp lệ các trường còn lại | Email: phungtest44905f60@gmail.com | Username: phung_auto_b34ac62b</w:t>
+              <w:t>14/09/2026 19:37:02</w:t>
+            </w:r>
+          </w:p>
+        </w:tc>
+        <w:tc>
+          <w:tcPr>
+            <w:tcW w:type="dxa" w:w="1440"/>
+          </w:tcPr>
+          <w:p>
+            <w:r>
+              <w:rPr>
+                <w:rFonts w:ascii="Times New Roman" w:hAnsi="Times New Roman" w:eastAsia="Times New Roman"/>
+                <w:color w:val="000000"/>
+                <w:sz w:val="26"/>
+              </w:rPr>
+              <w:t>Nhập hợp lệ các trường còn lại | Email: phungtest46cc70f3@gmail.com | Username: phung_auto_9c1954dc</w:t>
             </w:r>
           </w:p>
         </w:tc>
@@ -9172,7 +9172,7 @@
                 <w:color w:val="000000"/>
                 <w:sz w:val="26"/>
               </w:rPr>
-              <w:t>07/09/2026 19:09:50</w:t>
+              <w:t>14/09/2026 19:37:02</w:t>
             </w:r>
           </w:p>
         </w:tc>
@@ -9263,7 +9263,7 @@
                 <w:color w:val="000000"/>
                 <w:sz w:val="26"/>
               </w:rPr>
-              <w:t>07/09/2026 19:09:50</w:t>
+              <w:t>14/09/2026 19:37:02</w:t>
             </w:r>
           </w:p>
         </w:tc>
@@ -9354,7 +9354,7 @@
                 <w:color w:val="000000"/>
                 <w:sz w:val="26"/>
               </w:rPr>
-              <w:t>07/09/2026 19:09:54</w:t>
+              <w:t>14/09/2026 19:37:06</w:t>
             </w:r>
           </w:p>
         </w:tc>
@@ -9445,7 +9445,7 @@
                 <w:color w:val="000000"/>
                 <w:sz w:val="26"/>
               </w:rPr>
-              <w:t>07/09/2026 19:09:54</w:t>
+              <w:t>14/09/2026 19:37:06</w:t>
             </w:r>
           </w:p>
         </w:tc>
@@ -9536,7 +9536,7 @@
                 <w:color w:val="000000"/>
                 <w:sz w:val="26"/>
               </w:rPr>
-              <w:t>07/09/2026 19:09:54</w:t>
+              <w:t>14/09/2026 19:37:06</w:t>
             </w:r>
           </w:p>
         </w:tc>
@@ -9627,22 +9627,22 @@
                 <w:color w:val="000000"/>
                 <w:sz w:val="26"/>
               </w:rPr>
-              <w:t>07/09/2026 19:09:54</w:t>
-            </w:r>
-          </w:p>
-        </w:tc>
-        <w:tc>
-          <w:tcPr>
-            <w:tcW w:type="dxa" w:w="1440"/>
-          </w:tcPr>
-          <w:p>
-            <w:r>
-              <w:rPr>
-                <w:rFonts w:ascii="Times New Roman" w:hAnsi="Times New Roman" w:eastAsia="Times New Roman"/>
-                <w:color w:val="000000"/>
-                <w:sz w:val="26"/>
-              </w:rPr>
-              <w:t>Nhập hợp lệ các trường còn lại | Email: phungtest1ee4f3be@gmail.com | Username: phung_auto_24ca22d7</w:t>
+              <w:t>14/09/2026 19:37:07</w:t>
+            </w:r>
+          </w:p>
+        </w:tc>
+        <w:tc>
+          <w:tcPr>
+            <w:tcW w:type="dxa" w:w="1440"/>
+          </w:tcPr>
+          <w:p>
+            <w:r>
+              <w:rPr>
+                <w:rFonts w:ascii="Times New Roman" w:hAnsi="Times New Roman" w:eastAsia="Times New Roman"/>
+                <w:color w:val="000000"/>
+                <w:sz w:val="26"/>
+              </w:rPr>
+              <w:t>Nhập hợp lệ các trường còn lại | Email: phungtest8cb4d8b5@gmail.com | Username: phung_auto_de601493</w:t>
             </w:r>
           </w:p>
         </w:tc>
@@ -9718,7 +9718,7 @@
                 <w:color w:val="000000"/>
                 <w:sz w:val="26"/>
               </w:rPr>
-              <w:t>07/09/2026 19:09:54</w:t>
+              <w:t>14/09/2026 19:37:07</w:t>
             </w:r>
           </w:p>
         </w:tc>
@@ -9809,7 +9809,7 @@
                 <w:color w:val="000000"/>
                 <w:sz w:val="26"/>
               </w:rPr>
-              <w:t>07/09/2026 19:09:54</w:t>
+              <w:t>14/09/2026 19:37:07</w:t>
             </w:r>
           </w:p>
         </w:tc>
@@ -9900,7 +9900,7 @@
                 <w:color w:val="000000"/>
                 <w:sz w:val="26"/>
               </w:rPr>
-              <w:t>07/09/2026 19:09:58</w:t>
+              <w:t>14/09/2026 19:37:12</w:t>
             </w:r>
           </w:p>
         </w:tc>
@@ -9991,7 +9991,7 @@
                 <w:color w:val="000000"/>
                 <w:sz w:val="26"/>
               </w:rPr>
-              <w:t>07/09/2026 19:09:58</w:t>
+              <w:t>14/09/2026 19:37:12</w:t>
             </w:r>
           </w:p>
         </w:tc>
@@ -10082,7 +10082,7 @@
                 <w:color w:val="000000"/>
                 <w:sz w:val="26"/>
               </w:rPr>
-              <w:t>07/09/2026 19:09:59</w:t>
+              <w:t>14/09/2026 19:37:12</w:t>
             </w:r>
           </w:p>
         </w:tc>
@@ -10173,22 +10173,22 @@
                 <w:color w:val="000000"/>
                 <w:sz w:val="26"/>
               </w:rPr>
-              <w:t>07/09/2026 19:09:59</w:t>
-            </w:r>
-          </w:p>
-        </w:tc>
-        <w:tc>
-          <w:tcPr>
-            <w:tcW w:type="dxa" w:w="1440"/>
-          </w:tcPr>
-          <w:p>
-            <w:r>
-              <w:rPr>
-                <w:rFonts w:ascii="Times New Roman" w:hAnsi="Times New Roman" w:eastAsia="Times New Roman"/>
-                <w:color w:val="000000"/>
-                <w:sz w:val="26"/>
-              </w:rPr>
-              <w:t>Nhập hợp lệ các trường còn lại | Email: phungteste32bef21@gmail.com | Username: phung_auto_88945f2a</w:t>
+              <w:t>14/09/2026 19:37:12</w:t>
+            </w:r>
+          </w:p>
+        </w:tc>
+        <w:tc>
+          <w:tcPr>
+            <w:tcW w:type="dxa" w:w="1440"/>
+          </w:tcPr>
+          <w:p>
+            <w:r>
+              <w:rPr>
+                <w:rFonts w:ascii="Times New Roman" w:hAnsi="Times New Roman" w:eastAsia="Times New Roman"/>
+                <w:color w:val="000000"/>
+                <w:sz w:val="26"/>
+              </w:rPr>
+              <w:t>Nhập hợp lệ các trường còn lại | Email: phungtestd67167c3@gmail.com | Username: phung_auto_3fe9e0b0</w:t>
             </w:r>
           </w:p>
         </w:tc>
@@ -10264,7 +10264,7 @@
                 <w:color w:val="000000"/>
                 <w:sz w:val="26"/>
               </w:rPr>
-              <w:t>07/09/2026 19:09:59</w:t>
+              <w:t>14/09/2026 19:37:12</w:t>
             </w:r>
           </w:p>
         </w:tc>
@@ -10355,7 +10355,7 @@
                 <w:color w:val="000000"/>
                 <w:sz w:val="26"/>
               </w:rPr>
-              <w:t>07/09/2026 19:09:59</w:t>
+              <w:t>14/09/2026 19:37:12</w:t>
             </w:r>
           </w:p>
         </w:tc>
@@ -10446,7 +10446,7 @@
                 <w:color w:val="000000"/>
                 <w:sz w:val="26"/>
               </w:rPr>
-              <w:t>07/09/2026 19:10:03</w:t>
+              <w:t>14/09/2026 19:37:16</w:t>
             </w:r>
           </w:p>
         </w:tc>
@@ -10537,7 +10537,7 @@
                 <w:color w:val="000000"/>
                 <w:sz w:val="26"/>
               </w:rPr>
-              <w:t>07/09/2026 19:10:03</w:t>
+              <w:t>14/09/2026 19:37:16</w:t>
             </w:r>
           </w:p>
         </w:tc>
@@ -10628,22 +10628,22 @@
                 <w:color w:val="000000"/>
                 <w:sz w:val="26"/>
               </w:rPr>
-              <w:t>07/09/2026 19:10:04</w:t>
-            </w:r>
-          </w:p>
-        </w:tc>
-        <w:tc>
-          <w:tcPr>
-            <w:tcW w:type="dxa" w:w="1440"/>
-          </w:tcPr>
-          <w:p>
-            <w:r>
-              <w:rPr>
-                <w:rFonts w:ascii="Times New Roman" w:hAnsi="Times New Roman" w:eastAsia="Times New Roman"/>
-                <w:color w:val="000000"/>
-                <w:sz w:val="26"/>
-              </w:rPr>
-              <w:t>Nhập hợp lệ các trường còn lại | Email: phungtestbd1165aa@gmail.com</w:t>
+              <w:t>14/09/2026 19:37:17</w:t>
+            </w:r>
+          </w:p>
+        </w:tc>
+        <w:tc>
+          <w:tcPr>
+            <w:tcW w:type="dxa" w:w="1440"/>
+          </w:tcPr>
+          <w:p>
+            <w:r>
+              <w:rPr>
+                <w:rFonts w:ascii="Times New Roman" w:hAnsi="Times New Roman" w:eastAsia="Times New Roman"/>
+                <w:color w:val="000000"/>
+                <w:sz w:val="26"/>
+              </w:rPr>
+              <w:t>Nhập hợp lệ các trường còn lại | Email: phungtest11d568e7@gmail.com</w:t>
             </w:r>
           </w:p>
         </w:tc>
@@ -10719,7 +10719,7 @@
                 <w:color w:val="000000"/>
                 <w:sz w:val="26"/>
               </w:rPr>
-              <w:t>07/09/2026 19:10:04</w:t>
+              <w:t>14/09/2026 19:37:17</w:t>
             </w:r>
           </w:p>
         </w:tc>
@@ -10810,7 +10810,7 @@
                 <w:color w:val="000000"/>
                 <w:sz w:val="26"/>
               </w:rPr>
-              <w:t>07/09/2026 19:10:04</w:t>
+              <w:t>14/09/2026 19:37:17</w:t>
             </w:r>
           </w:p>
         </w:tc>
@@ -10901,7 +10901,7 @@
                 <w:color w:val="000000"/>
                 <w:sz w:val="26"/>
               </w:rPr>
-              <w:t>07/09/2026 19:10:08</w:t>
+              <w:t>14/09/2026 19:37:21</w:t>
             </w:r>
           </w:p>
         </w:tc>
@@ -10992,7 +10992,7 @@
                 <w:color w:val="000000"/>
                 <w:sz w:val="26"/>
               </w:rPr>
-              <w:t>07/09/2026 19:10:08</w:t>
+              <w:t>14/09/2026 19:37:21</w:t>
             </w:r>
           </w:p>
         </w:tc>
@@ -11083,22 +11083,22 @@
                 <w:color w:val="000000"/>
                 <w:sz w:val="26"/>
               </w:rPr>
-              <w:t>07/09/2026 19:10:08</w:t>
-            </w:r>
-          </w:p>
-        </w:tc>
-        <w:tc>
-          <w:tcPr>
-            <w:tcW w:type="dxa" w:w="1440"/>
-          </w:tcPr>
-          <w:p>
-            <w:r>
-              <w:rPr>
-                <w:rFonts w:ascii="Times New Roman" w:hAnsi="Times New Roman" w:eastAsia="Times New Roman"/>
-                <w:color w:val="000000"/>
-                <w:sz w:val="26"/>
-              </w:rPr>
-              <w:t>Nhập hợp lệ các trường còn lại | Username mới: phung_auto_d998a9d9</w:t>
+              <w:t>14/09/2026 19:37:21</w:t>
+            </w:r>
+          </w:p>
+        </w:tc>
+        <w:tc>
+          <w:tcPr>
+            <w:tcW w:type="dxa" w:w="1440"/>
+          </w:tcPr>
+          <w:p>
+            <w:r>
+              <w:rPr>
+                <w:rFonts w:ascii="Times New Roman" w:hAnsi="Times New Roman" w:eastAsia="Times New Roman"/>
+                <w:color w:val="000000"/>
+                <w:sz w:val="26"/>
+              </w:rPr>
+              <w:t>Nhập hợp lệ các trường còn lại | Username mới: phung_auto_122739dd</w:t>
             </w:r>
           </w:p>
         </w:tc>
@@ -11174,7 +11174,7 @@
                 <w:color w:val="000000"/>
                 <w:sz w:val="26"/>
               </w:rPr>
-              <w:t>07/09/2026 19:10:08</w:t>
+              <w:t>14/09/2026 19:37:21</w:t>
             </w:r>
           </w:p>
         </w:tc>
@@ -11265,7 +11265,7 @@
                 <w:color w:val="000000"/>
                 <w:sz w:val="26"/>
               </w:rPr>
-              <w:t>07/09/2026 19:10:08</w:t>
+              <w:t>14/09/2026 19:37:21</w:t>
             </w:r>
           </w:p>
         </w:tc>
